--- a/testakten/sozialrecht-pflegegrad-demenz-nachtwache-trier/06_kostenvoranschlag_nachtwache_2026-06-28.docx
+++ b/testakten/sozialrecht-pflegegrad-demenz-nachtwache-trier/06_kostenvoranschlag_nachtwache_2026-06-28.docx
@@ -878,7 +878,7 @@
         <w:color w:val="5C6569"/>
         <w:sz w:val="14"/>
       </w:rPr>
-      <w:t>Telefon 0651 43688-0 · Telefax 0651 43688-19 · einsatz@porta-nigra-pflege.example</w:t>
+      <w:t>Telefon 0651 43688-0 · Telefax 0651 43688-19 · einsatz@porta-nigra-pflege.de</w:t>
     </w:r>
   </w:p>
   <w:p>
